--- a/2026-proceedings/LNCS_productionII-Workshops-2026-HS3.docx
+++ b/2026-proceedings/LNCS_productionII-Workshops-2026-HS3.docx
@@ -243,6 +243,7 @@
                 <w:sz w:val="18"/>
                 <w:szCs w:val="18"/>
               </w:rPr>
+              <w:t>Rokicki</w:t>
             </w:r>
           </w:p>
         </w:tc>
@@ -332,6 +333,7 @@
                 <w:sz w:val="18"/>
                 <w:szCs w:val="18"/>
               </w:rPr>
+              <w:t>Thomas</w:t>
             </w:r>
           </w:p>
         </w:tc>
@@ -422,6 +424,7 @@
                 <w:szCs w:val="18"/>
                 <w:lang w:val="de-DE"/>
               </w:rPr>
+              <w:t>0000-0002-7041-4300</w:t>
             </w:r>
           </w:p>
         </w:tc>
@@ -515,6 +518,7 @@
                 <w:szCs w:val="18"/>
                 <w:lang w:val="de-DE"/>
               </w:rPr>
+              <w:t>thomas.rokicki@irisa.fr</w:t>
             </w:r>
           </w:p>
         </w:tc>
@@ -645,6 +649,7 @@
                 <w:sz w:val="18"/>
                 <w:szCs w:val="18"/>
               </w:rPr>
+              <w:t>CentraleSupélec/INRIA - Campus de Rennes, Av. de la Boulaie, 35510 Cesson-Sévigné, France</w:t>
             </w:r>
           </w:p>
         </w:tc>
@@ -747,7 +752,7 @@
       <w:hyperlink r:id="rId2">
         <w:r>
           <w:rPr>
-            <w:rStyle w:val="InternetLink"/>
+            <w:rStyle w:val="Hyperlink"/>
             <w:lang w:val="en-US"/>
           </w:rPr>
           <w:t>Editorial Policies</w:t>
@@ -793,7 +798,7 @@
       <w:hyperlink r:id="rId3">
         <w:r>
           <w:rPr>
-            <w:rStyle w:val="InternetLink"/>
+            <w:rStyle w:val="Hyperlink"/>
             <w:lang w:val="en-US"/>
           </w:rPr>
           <w:t>http://www.acm.org/about/class/2012?pageIndex=0</w:t>
@@ -873,8 +878,9 @@
             <w:pPr>
               <w:pStyle w:val="ListParagraph"/>
               <w:widowControl/>
+              <w:suppressAutoHyphens w:val="true"/>
               <w:spacing w:lineRule="auto" w:line="240" w:before="0" w:after="0"/>
-              <w:ind w:left="0" w:hanging="0"/>
+              <w:ind w:hanging="0" w:left="0"/>
               <w:contextualSpacing/>
               <w:jc w:val="left"/>
               <w:rPr>
@@ -902,8 +908,9 @@
             <w:pPr>
               <w:pStyle w:val="ListParagraph"/>
               <w:widowControl/>
+              <w:suppressAutoHyphens w:val="true"/>
               <w:spacing w:lineRule="auto" w:line="240" w:before="0" w:after="0"/>
-              <w:ind w:left="0" w:hanging="0"/>
+              <w:ind w:hanging="0" w:left="0"/>
               <w:contextualSpacing/>
               <w:jc w:val="left"/>
               <w:rPr>
@@ -936,8 +943,9 @@
             <w:pPr>
               <w:pStyle w:val="ListParagraph"/>
               <w:widowControl/>
+              <w:suppressAutoHyphens w:val="true"/>
               <w:spacing w:lineRule="auto" w:line="240" w:before="0" w:after="0"/>
-              <w:ind w:left="0" w:hanging="0"/>
+              <w:ind w:hanging="0" w:left="0"/>
               <w:contextualSpacing/>
               <w:jc w:val="left"/>
               <w:rPr>
@@ -965,8 +973,9 @@
             <w:pPr>
               <w:pStyle w:val="ListParagraph"/>
               <w:widowControl/>
+              <w:suppressAutoHyphens w:val="true"/>
               <w:spacing w:lineRule="auto" w:line="240" w:before="0" w:after="0"/>
-              <w:ind w:left="0" w:hanging="0"/>
+              <w:ind w:hanging="0" w:left="0"/>
               <w:contextualSpacing/>
               <w:jc w:val="left"/>
               <w:rPr>
@@ -999,8 +1008,9 @@
             <w:pPr>
               <w:pStyle w:val="ListParagraph"/>
               <w:widowControl/>
+              <w:suppressAutoHyphens w:val="true"/>
               <w:spacing w:lineRule="auto" w:line="240" w:before="0" w:after="0"/>
-              <w:ind w:left="0" w:hanging="0"/>
+              <w:ind w:hanging="0" w:left="0"/>
               <w:contextualSpacing/>
               <w:jc w:val="left"/>
               <w:rPr>
@@ -1028,8 +1038,9 @@
             <w:pPr>
               <w:pStyle w:val="ListParagraph"/>
               <w:widowControl/>
+              <w:suppressAutoHyphens w:val="true"/>
               <w:spacing w:lineRule="auto" w:line="240" w:before="0" w:after="0"/>
-              <w:ind w:left="0" w:hanging="0"/>
+              <w:ind w:hanging="0" w:left="0"/>
               <w:contextualSpacing/>
               <w:jc w:val="left"/>
               <w:rPr>
@@ -1038,11 +1049,7 @@
             </w:pPr>
             <w:r>
               <w:rPr>
-                <w:rFonts w:eastAsia="宋体" w:cs=""/>
-                <w:kern w:val="0"/>
-                <w:sz w:val="22"/>
-                <w:szCs w:val="22"/>
-                <w:lang w:val="de-DE" w:eastAsia="de-DE" w:bidi="ar-SA"/>
+                <w:lang w:val="en-US"/>
               </w:rPr>
             </w:r>
           </w:p>
@@ -1061,8 +1068,9 @@
             <w:pPr>
               <w:pStyle w:val="ListParagraph"/>
               <w:widowControl/>
+              <w:suppressAutoHyphens w:val="true"/>
               <w:spacing w:lineRule="auto" w:line="240" w:before="0" w:after="0"/>
-              <w:ind w:left="0" w:hanging="0"/>
+              <w:ind w:hanging="0" w:left="0"/>
               <w:contextualSpacing/>
               <w:jc w:val="left"/>
               <w:rPr>
@@ -1090,8 +1098,9 @@
             <w:pPr>
               <w:pStyle w:val="ListParagraph"/>
               <w:widowControl/>
+              <w:suppressAutoHyphens w:val="true"/>
               <w:spacing w:lineRule="auto" w:line="240" w:before="0" w:after="0"/>
-              <w:ind w:left="0" w:hanging="0"/>
+              <w:ind w:hanging="0" w:left="0"/>
               <w:contextualSpacing/>
               <w:jc w:val="left"/>
               <w:rPr>
@@ -1100,11 +1109,7 @@
             </w:pPr>
             <w:r>
               <w:rPr>
-                <w:rFonts w:eastAsia="宋体" w:cs=""/>
-                <w:kern w:val="0"/>
-                <w:sz w:val="22"/>
-                <w:szCs w:val="22"/>
-                <w:lang w:val="de-DE" w:eastAsia="de-DE" w:bidi="ar-SA"/>
+                <w:lang w:val="en-US"/>
               </w:rPr>
             </w:r>
           </w:p>
@@ -1123,8 +1128,9 @@
             <w:pPr>
               <w:pStyle w:val="ListParagraph"/>
               <w:widowControl/>
+              <w:suppressAutoHyphens w:val="true"/>
               <w:spacing w:lineRule="auto" w:line="240" w:before="0" w:after="0"/>
-              <w:ind w:left="0" w:hanging="0"/>
+              <w:ind w:hanging="0" w:left="0"/>
               <w:contextualSpacing/>
               <w:jc w:val="left"/>
               <w:rPr>
@@ -1215,8 +1221,9 @@
             <w:pPr>
               <w:pStyle w:val="ListParagraph"/>
               <w:widowControl/>
+              <w:suppressAutoHyphens w:val="true"/>
               <w:spacing w:lineRule="auto" w:line="240" w:before="0" w:after="0"/>
-              <w:ind w:left="0" w:hanging="0"/>
+              <w:ind w:hanging="0" w:left="0"/>
               <w:contextualSpacing/>
               <w:jc w:val="left"/>
               <w:rPr>
@@ -1249,8 +1256,9 @@
             <w:pPr>
               <w:pStyle w:val="ListParagraph"/>
               <w:widowControl/>
+              <w:suppressAutoHyphens w:val="true"/>
               <w:spacing w:lineRule="auto" w:line="240" w:before="0" w:after="0"/>
-              <w:ind w:left="0" w:hanging="0"/>
+              <w:ind w:hanging="0" w:left="0"/>
               <w:contextualSpacing/>
               <w:jc w:val="left"/>
               <w:rPr>
@@ -1282,8 +1290,9 @@
                 <w:tab w:val="clear" w:pos="708"/>
                 <w:tab w:val="left" w:pos="937" w:leader="none"/>
               </w:tabs>
+              <w:suppressAutoHyphens w:val="true"/>
               <w:spacing w:lineRule="auto" w:line="240" w:before="0" w:after="0"/>
-              <w:ind w:left="0" w:hanging="0"/>
+              <w:ind w:hanging="0" w:left="0"/>
               <w:contextualSpacing/>
               <w:jc w:val="left"/>
               <w:rPr>
@@ -1316,8 +1325,9 @@
             <w:pPr>
               <w:pStyle w:val="ListParagraph"/>
               <w:widowControl/>
+              <w:suppressAutoHyphens w:val="true"/>
               <w:spacing w:lineRule="auto" w:line="240" w:before="0" w:after="0"/>
-              <w:ind w:left="0" w:hanging="0"/>
+              <w:ind w:hanging="0" w:left="0"/>
               <w:contextualSpacing/>
               <w:jc w:val="left"/>
               <w:rPr>
@@ -1349,8 +1359,9 @@
                 <w:tab w:val="clear" w:pos="708"/>
                 <w:tab w:val="left" w:pos="937" w:leader="none"/>
               </w:tabs>
+              <w:suppressAutoHyphens w:val="true"/>
               <w:spacing w:lineRule="auto" w:line="240" w:before="0" w:after="0"/>
-              <w:ind w:left="0" w:hanging="0"/>
+              <w:ind w:hanging="0" w:left="0"/>
               <w:contextualSpacing/>
               <w:jc w:val="left"/>
               <w:rPr>
@@ -1383,8 +1394,9 @@
             <w:pPr>
               <w:pStyle w:val="ListParagraph"/>
               <w:widowControl/>
+              <w:suppressAutoHyphens w:val="true"/>
               <w:spacing w:lineRule="auto" w:line="240" w:before="0" w:after="0"/>
-              <w:ind w:left="0" w:hanging="0"/>
+              <w:ind w:hanging="0" w:left="0"/>
               <w:contextualSpacing/>
               <w:jc w:val="left"/>
               <w:rPr>
@@ -1412,8 +1424,9 @@
             <w:pPr>
               <w:pStyle w:val="ListParagraph"/>
               <w:widowControl/>
+              <w:suppressAutoHyphens w:val="true"/>
               <w:spacing w:lineRule="auto" w:line="240" w:before="0" w:after="0"/>
-              <w:ind w:left="0" w:hanging="0"/>
+              <w:ind w:hanging="0" w:left="0"/>
               <w:contextualSpacing/>
               <w:jc w:val="left"/>
               <w:rPr>
@@ -1446,8 +1459,9 @@
             <w:pPr>
               <w:pStyle w:val="ListParagraph"/>
               <w:widowControl/>
+              <w:suppressAutoHyphens w:val="true"/>
               <w:spacing w:lineRule="auto" w:line="240" w:before="0" w:after="0"/>
-              <w:ind w:left="0" w:hanging="0"/>
+              <w:ind w:hanging="0" w:left="0"/>
               <w:contextualSpacing/>
               <w:jc w:val="left"/>
               <w:rPr>
@@ -1475,8 +1489,9 @@
             <w:pPr>
               <w:pStyle w:val="ListParagraph"/>
               <w:widowControl/>
+              <w:suppressAutoHyphens w:val="true"/>
               <w:spacing w:lineRule="auto" w:line="240" w:before="0" w:after="0"/>
-              <w:ind w:left="0" w:hanging="0"/>
+              <w:ind w:hanging="0" w:left="0"/>
               <w:contextualSpacing/>
               <w:jc w:val="left"/>
               <w:rPr>
@@ -1509,8 +1524,9 @@
             <w:pPr>
               <w:pStyle w:val="ListParagraph"/>
               <w:widowControl/>
+              <w:suppressAutoHyphens w:val="true"/>
               <w:spacing w:lineRule="auto" w:line="240" w:before="0" w:after="0"/>
-              <w:ind w:left="0" w:hanging="0"/>
+              <w:ind w:hanging="0" w:left="0"/>
               <w:contextualSpacing/>
               <w:jc w:val="left"/>
               <w:rPr>
@@ -1538,8 +1554,9 @@
             <w:pPr>
               <w:pStyle w:val="ListParagraph"/>
               <w:widowControl/>
+              <w:suppressAutoHyphens w:val="true"/>
               <w:spacing w:lineRule="auto" w:line="240" w:before="0" w:after="0"/>
-              <w:ind w:left="0" w:hanging="0"/>
+              <w:ind w:hanging="0" w:left="0"/>
               <w:contextualSpacing/>
               <w:jc w:val="left"/>
               <w:rPr>
@@ -1604,7 +1621,7 @@
       <w:hyperlink r:id="rId4">
         <w:r>
           <w:rPr>
-            <w:rStyle w:val="InternetLink"/>
+            <w:rStyle w:val="Hyperlink"/>
             <w:lang w:val="en-US"/>
           </w:rPr>
           <w:t>https://www.springer.com/gp/computer-science/lncs/editor-guidelines-for-springer-proceedings</w:t>
@@ -1634,7 +1651,7 @@
       <w:hyperlink r:id="rId5">
         <w:r>
           <w:rPr>
-            <w:rStyle w:val="InternetLink"/>
+            <w:rStyle w:val="Hyperlink"/>
             <w:lang w:val="en-US"/>
           </w:rPr>
           <w:t>https://www.springer.com/gp/computer-science/lncs/conference-proceedings-guidelines</w:t>
@@ -2458,6 +2475,7 @@
     <w:qFormat/>
     <w:pPr>
       <w:widowControl/>
+      <w:suppressAutoHyphens w:val="true"/>
       <w:bidi w:val="0"/>
       <w:spacing w:lineRule="auto" w:line="276" w:before="0" w:after="200"/>
       <w:jc w:val="left"/>
@@ -2479,14 +2497,14 @@
     <w:qFormat/>
     <w:rPr/>
   </w:style>
-  <w:style w:type="character" w:styleId="InternetLink">
+  <w:style w:type="character" w:styleId="Hyperlink">
     <w:name w:val="Hyperlink"/>
     <w:basedOn w:val="DefaultParagraphFont"/>
     <w:uiPriority w:val="99"/>
     <w:unhideWhenUsed/>
     <w:rsid w:val="004e08e7"/>
     <w:rPr>
-      <w:color w:val="0000FF" w:themeColor="hyperlink"/>
+      <w:color w:themeColor="hyperlink" w:val="0000FF"/>
       <w:u w:val="single"/>
     </w:rPr>
   </w:style>
@@ -2536,7 +2554,7 @@
     <w:rsid w:val="00cb411b"/>
     <w:rPr/>
   </w:style>
-  <w:style w:type="character" w:styleId="VisitedInternetLink">
+  <w:style w:type="character" w:styleId="FollowedHyperlink">
     <w:name w:val="FollowedHyperlink"/>
     <w:basedOn w:val="DefaultParagraphFont"/>
     <w:uiPriority w:val="99"/>
@@ -2544,7 +2562,7 @@
     <w:unhideWhenUsed/>
     <w:rsid w:val="00ab2346"/>
     <w:rPr>
-      <w:color w:val="800080" w:themeColor="followedHyperlink"/>
+      <w:color w:themeColor="followedHyperlink" w:val="800080"/>
       <w:u w:val="single"/>
     </w:rPr>
   </w:style>
@@ -2564,7 +2582,7 @@
   <w:style w:type="paragraph" w:styleId="Heading">
     <w:name w:val="Heading"/>
     <w:basedOn w:val="Normal"/>
-    <w:next w:val="TextBody"/>
+    <w:next w:val="BodyText"/>
     <w:qFormat/>
     <w:pPr>
       <w:keepNext w:val="true"/>
@@ -2576,7 +2594,7 @@
       <w:szCs w:val="28"/>
     </w:rPr>
   </w:style>
-  <w:style w:type="paragraph" w:styleId="TextBody">
+  <w:style w:type="paragraph" w:styleId="BodyText">
     <w:name w:val="Body Text"/>
     <w:basedOn w:val="Normal"/>
     <w:pPr>
@@ -2586,7 +2604,7 @@
   </w:style>
   <w:style w:type="paragraph" w:styleId="List">
     <w:name w:val="List"/>
-    <w:basedOn w:val="TextBody"/>
+    <w:basedOn w:val="BodyText"/>
     <w:pPr/>
     <w:rPr>
       <w:rFonts w:cs="Lohit Devanagari"/>
@@ -2644,7 +2662,7 @@
     <w:rsid w:val="00c27894"/>
     <w:pPr>
       <w:spacing w:before="0" w:after="200"/>
-      <w:ind w:left="720" w:hanging="0"/>
+      <w:ind w:hanging="0" w:left="720"/>
       <w:contextualSpacing/>
     </w:pPr>
     <w:rPr/>
@@ -2770,41 +2788,41 @@
 </file>
 
 <file path=word/theme/theme1.xml><?xml version="1.0" encoding="utf-8"?>
-<a:theme xmlns:a="http://schemas.openxmlformats.org/drawingml/2006/main" name="Larissa-Design">
+<a:theme xmlns:a="http://schemas.openxmlformats.org/drawingml/2006/main" xmlns:r="http://schemas.openxmlformats.org/officeDocument/2006/relationships" name="Larissa-Design">
   <a:themeElements>
     <a:clrScheme name="Larissa">
       <a:dk1>
-        <a:sysClr val="windowText" lastClr="000000"/>
+        <a:srgbClr val="000000"/>
       </a:dk1>
       <a:lt1>
-        <a:sysClr val="window" lastClr="FFFFFF"/>
+        <a:srgbClr val="ffffff"/>
       </a:lt1>
       <a:dk2>
-        <a:srgbClr val="1F497D"/>
+        <a:srgbClr val="1f497d"/>
       </a:dk2>
       <a:lt2>
-        <a:srgbClr val="EEECE1"/>
+        <a:srgbClr val="eeece1"/>
       </a:lt2>
       <a:accent1>
-        <a:srgbClr val="4F81BD"/>
+        <a:srgbClr val="4f81bd"/>
       </a:accent1>
       <a:accent2>
-        <a:srgbClr val="C0504D"/>
+        <a:srgbClr val="c0504d"/>
       </a:accent2>
       <a:accent3>
-        <a:srgbClr val="9BBB59"/>
+        <a:srgbClr val="9bbb59"/>
       </a:accent3>
       <a:accent4>
-        <a:srgbClr val="8064A2"/>
+        <a:srgbClr val="8064a2"/>
       </a:accent4>
       <a:accent5>
-        <a:srgbClr val="4BACC6"/>
+        <a:srgbClr val="4bacc6"/>
       </a:accent5>
       <a:accent6>
-        <a:srgbClr val="F79646"/>
+        <a:srgbClr val="f79646"/>
       </a:accent6>
       <a:hlink>
-        <a:srgbClr val="0000FF"/>
+        <a:srgbClr val="0000ff"/>
       </a:hlink>
       <a:folHlink>
         <a:srgbClr val="800080"/>
@@ -2812,242 +2830,134 @@
     </a:clrScheme>
     <a:fontScheme name="Larissa">
       <a:majorFont>
-        <a:latin typeface="Cambria"/>
+        <a:latin typeface="Cambria" pitchFamily="0" charset="1"/>
         <a:ea typeface=""/>
         <a:cs typeface=""/>
-        <a:font script="Jpan" typeface="ＭＳ ゴシック"/>
-        <a:font script="Hang" typeface="맑은 고딕"/>
-        <a:font script="Hans" typeface="宋体"/>
-        <a:font script="Hant" typeface="新細明體"/>
-        <a:font script="Arab" typeface="Times New Roman"/>
-        <a:font script="Hebr" typeface="Times New Roman"/>
-        <a:font script="Thai" typeface="Angsana New"/>
-        <a:font script="Ethi" typeface="Nyala"/>
-        <a:font script="Beng" typeface="Vrinda"/>
-        <a:font script="Gujr" typeface="Shruti"/>
-        <a:font script="Khmr" typeface="MoolBoran"/>
-        <a:font script="Knda" typeface="Tunga"/>
-        <a:font script="Guru" typeface="Raavi"/>
-        <a:font script="Cans" typeface="Euphemia"/>
-        <a:font script="Cher" typeface="Plantagenet Cherokee"/>
-        <a:font script="Yiii" typeface="Microsoft Yi Baiti"/>
-        <a:font script="Tibt" typeface="Microsoft Himalaya"/>
-        <a:font script="Thaa" typeface="MV Boli"/>
-        <a:font script="Deva" typeface="Mangal"/>
-        <a:font script="Telu" typeface="Gautami"/>
-        <a:font script="Taml" typeface="Latha"/>
-        <a:font script="Syrc" typeface="Estrangelo Edessa"/>
-        <a:font script="Orya" typeface="Kalinga"/>
-        <a:font script="Mlym" typeface="Kartika"/>
-        <a:font script="Laoo" typeface="DokChampa"/>
-        <a:font script="Sinh" typeface="Iskoola Pota"/>
-        <a:font script="Mong" typeface="Mongolian Baiti"/>
-        <a:font script="Viet" typeface="Times New Roman"/>
-        <a:font script="Uigh" typeface="Microsoft Uighur"/>
       </a:majorFont>
       <a:minorFont>
-        <a:latin typeface="Calibri"/>
+        <a:latin typeface="Calibri" pitchFamily="0" charset="1"/>
         <a:ea typeface=""/>
         <a:cs typeface=""/>
-        <a:font script="Jpan" typeface="ＭＳ 明朝"/>
-        <a:font script="Hang" typeface="맑은 고딕"/>
-        <a:font script="Hans" typeface="宋体"/>
-        <a:font script="Hant" typeface="新細明體"/>
-        <a:font script="Arab" typeface="Arial"/>
-        <a:font script="Hebr" typeface="Arial"/>
-        <a:font script="Thai" typeface="Cordia New"/>
-        <a:font script="Ethi" typeface="Nyala"/>
-        <a:font script="Beng" typeface="Vrinda"/>
-        <a:font script="Gujr" typeface="Shruti"/>
-        <a:font script="Khmr" typeface="DaunPenh"/>
-        <a:font script="Knda" typeface="Tunga"/>
-        <a:font script="Guru" typeface="Raavi"/>
-        <a:font script="Cans" typeface="Euphemia"/>
-        <a:font script="Cher" typeface="Plantagenet Cherokee"/>
-        <a:font script="Yiii" typeface="Microsoft Yi Baiti"/>
-        <a:font script="Tibt" typeface="Microsoft Himalaya"/>
-        <a:font script="Thaa" typeface="MV Boli"/>
-        <a:font script="Deva" typeface="Mangal"/>
-        <a:font script="Telu" typeface="Gautami"/>
-        <a:font script="Taml" typeface="Latha"/>
-        <a:font script="Syrc" typeface="Estrangelo Edessa"/>
-        <a:font script="Orya" typeface="Kalinga"/>
-        <a:font script="Mlym" typeface="Kartika"/>
-        <a:font script="Laoo" typeface="DokChampa"/>
-        <a:font script="Sinh" typeface="Iskoola Pota"/>
-        <a:font script="Mong" typeface="Mongolian Baiti"/>
-        <a:font script="Viet" typeface="Arial"/>
-        <a:font script="Uigh" typeface="Microsoft Uighur"/>
       </a:minorFont>
     </a:fontScheme>
-    <a:fmtScheme name="Larissa">
+    <a:fmtScheme>
       <a:fillStyleLst>
         <a:solidFill>
           <a:schemeClr val="phClr"/>
         </a:solidFill>
-        <a:gradFill rotWithShape="1">
+        <a:gradFill>
           <a:gsLst>
             <a:gs pos="0">
               <a:schemeClr val="phClr">
                 <a:tint val="50000"/>
-                <a:satMod val="300000"/>
               </a:schemeClr>
             </a:gs>
             <a:gs pos="35000">
               <a:schemeClr val="phClr">
                 <a:tint val="37000"/>
-                <a:satMod val="300000"/>
               </a:schemeClr>
             </a:gs>
             <a:gs pos="100000">
               <a:schemeClr val="phClr">
                 <a:tint val="15000"/>
-                <a:satMod val="350000"/>
               </a:schemeClr>
             </a:gs>
           </a:gsLst>
           <a:lin ang="16200000" scaled="1"/>
+          <a:tileRect l="0" t="0" r="0" b="0"/>
         </a:gradFill>
-        <a:gradFill rotWithShape="1">
+        <a:gradFill>
           <a:gsLst>
             <a:gs pos="0">
               <a:schemeClr val="phClr">
                 <a:shade val="51000"/>
-                <a:satMod val="130000"/>
               </a:schemeClr>
             </a:gs>
             <a:gs pos="80000">
               <a:schemeClr val="phClr">
                 <a:shade val="93000"/>
-                <a:satMod val="130000"/>
               </a:schemeClr>
             </a:gs>
             <a:gs pos="100000">
               <a:schemeClr val="phClr">
                 <a:shade val="94000"/>
-                <a:satMod val="135000"/>
               </a:schemeClr>
             </a:gs>
           </a:gsLst>
           <a:lin ang="16200000" scaled="0"/>
+          <a:tileRect l="0" t="0" r="0" b="0"/>
         </a:gradFill>
       </a:fillStyleLst>
       <a:lnStyleLst>
         <a:ln w="9525" cap="flat" cmpd="sng" algn="ctr">
-          <a:solidFill>
-            <a:schemeClr val="phClr">
-              <a:shade val="95000"/>
-              <a:satMod val="105000"/>
-            </a:schemeClr>
-          </a:solidFill>
           <a:prstDash val="solid"/>
         </a:ln>
         <a:ln w="25400" cap="flat" cmpd="sng" algn="ctr">
-          <a:solidFill>
-            <a:schemeClr val="phClr"/>
-          </a:solidFill>
           <a:prstDash val="solid"/>
         </a:ln>
         <a:ln w="38100" cap="flat" cmpd="sng" algn="ctr">
-          <a:solidFill>
-            <a:schemeClr val="phClr"/>
-          </a:solidFill>
           <a:prstDash val="solid"/>
         </a:ln>
       </a:lnStyleLst>
       <a:effectStyleLst>
         <a:effectStyle>
-          <a:effectLst>
-            <a:outerShdw blurRad="40000" dist="20000" dir="5400000" rotWithShape="0">
-              <a:srgbClr val="000000">
-                <a:alpha val="38000"/>
-              </a:srgbClr>
-            </a:outerShdw>
-          </a:effectLst>
+          <a:effectLst/>
         </a:effectStyle>
         <a:effectStyle>
-          <a:effectLst>
-            <a:outerShdw blurRad="40000" dist="23000" dir="5400000" rotWithShape="0">
-              <a:srgbClr val="000000">
-                <a:alpha val="35000"/>
-              </a:srgbClr>
-            </a:outerShdw>
-          </a:effectLst>
+          <a:effectLst/>
         </a:effectStyle>
         <a:effectStyle>
-          <a:effectLst>
-            <a:outerShdw blurRad="40000" dist="23000" dir="5400000" rotWithShape="0">
-              <a:srgbClr val="000000">
-                <a:alpha val="35000"/>
-              </a:srgbClr>
-            </a:outerShdw>
-          </a:effectLst>
-          <a:scene3d>
-            <a:camera prst="orthographicFront">
-              <a:rot lat="0" lon="0" rev="0"/>
-            </a:camera>
-            <a:lightRig rig="threePt" dir="t">
-              <a:rot lat="0" lon="0" rev="1200000"/>
-            </a:lightRig>
-          </a:scene3d>
-          <a:sp3d>
-            <a:bevelT w="63500" h="25400"/>
-          </a:sp3d>
+          <a:effectLst/>
         </a:effectStyle>
       </a:effectStyleLst>
       <a:bgFillStyleLst>
         <a:solidFill>
           <a:schemeClr val="phClr"/>
         </a:solidFill>
-        <a:gradFill rotWithShape="1">
+        <a:gradFill>
           <a:gsLst>
             <a:gs pos="0">
               <a:schemeClr val="phClr">
                 <a:tint val="40000"/>
-                <a:satMod val="350000"/>
               </a:schemeClr>
             </a:gs>
             <a:gs pos="40000">
               <a:schemeClr val="phClr">
                 <a:tint val="45000"/>
                 <a:shade val="99000"/>
-                <a:satMod val="350000"/>
               </a:schemeClr>
             </a:gs>
             <a:gs pos="100000">
               <a:schemeClr val="phClr">
                 <a:shade val="20000"/>
-                <a:satMod val="255000"/>
               </a:schemeClr>
             </a:gs>
           </a:gsLst>
           <a:path path="circle">
             <a:fillToRect l="50000" t="-80000" r="50000" b="180000"/>
           </a:path>
+          <a:tileRect l="0" t="0" r="0" b="0"/>
         </a:gradFill>
-        <a:gradFill rotWithShape="1">
+        <a:gradFill>
           <a:gsLst>
             <a:gs pos="0">
               <a:schemeClr val="phClr">
                 <a:tint val="80000"/>
-                <a:satMod val="300000"/>
               </a:schemeClr>
             </a:gs>
             <a:gs pos="100000">
               <a:schemeClr val="phClr">
                 <a:shade val="30000"/>
-                <a:satMod val="200000"/>
               </a:schemeClr>
             </a:gs>
           </a:gsLst>
           <a:path path="circle">
             <a:fillToRect l="50000" t="50000" r="50000" b="50000"/>
           </a:path>
+          <a:tileRect l="0" t="0" r="0" b="0"/>
         </a:gradFill>
       </a:bgFillStyleLst>
     </a:fmtScheme>
   </a:themeElements>
-  <a:objectDefaults/>
-  <a:extraClrSchemeLst/>
 </a:theme>
 </file>
--- a/2026-proceedings/LNCS_productionII-Workshops-2026-HS3.docx
+++ b/2026-proceedings/LNCS_productionII-Workshops-2026-HS3.docx
@@ -730,6 +730,15 @@
           <w:lang w:val="en-US"/>
         </w:rPr>
         <w:t>contact editors per workshop.</w:t>
+        <w:br/>
+        <w:tab/>
+      </w:r>
+      <w:r>
+        <w:rPr>
+          <w:b w:val="false"/>
+          <w:bCs w:val="false"/>
+        </w:rPr>
+        <w:t>Thomas Rokicki, Jan Tobias Muehlberg</w:t>
       </w:r>
     </w:p>
     <w:p>
@@ -763,6 +772,13 @@
           <w:lang w:val="en-US"/>
         </w:rPr>
         <w:t xml:space="preserve">   </w:t>
+        <w:br/>
+      </w:r>
+      <w:r>
+        <w:rPr>
+          <w:lang w:val="en-US"/>
+        </w:rPr>
+        <w:t>We confirm that we have drawn the authors attention to the editorial policies.</w:t>
       </w:r>
     </w:p>
     <w:p>
@@ -809,6 +825,181 @@
           <w:lang w:val="en-US"/>
         </w:rPr>
         <w:t xml:space="preserve"> provide a useful source of such keywords.</w:t>
+        <w:br/>
+      </w:r>
+      <w:r>
+        <w:rPr>
+          <w:b/>
+          <w:bCs/>
+          <w:lang w:val="en-US"/>
+        </w:rPr>
+        <w:t>Keywords:</w:t>
+      </w:r>
+      <w:r>
+        <w:rPr>
+          <w:b w:val="false"/>
+          <w:bCs w:val="false"/>
+          <w:lang w:val="en-US"/>
+        </w:rPr>
+        <w:t xml:space="preserve"> </w:t>
+      </w:r>
+    </w:p>
+    <w:p>
+      <w:pPr>
+        <w:pStyle w:val="ListParagraph"/>
+        <w:numPr>
+          <w:ilvl w:val="1"/>
+          <w:numId w:val="2"/>
+        </w:numPr>
+        <w:rPr/>
+      </w:pPr>
+      <w:r>
+        <w:rPr/>
+        <w:t>H</w:t>
+      </w:r>
+      <w:r>
+        <w:rPr/>
+        <w:t>ardware-assisted security</w:t>
+      </w:r>
+    </w:p>
+    <w:p>
+      <w:pPr>
+        <w:pStyle w:val="ListParagraph"/>
+        <w:numPr>
+          <w:ilvl w:val="1"/>
+          <w:numId w:val="2"/>
+        </w:numPr>
+        <w:rPr/>
+      </w:pPr>
+      <w:r>
+        <w:rPr/>
+        <w:t>Trusted Execution Environments</w:t>
+      </w:r>
+    </w:p>
+    <w:p>
+      <w:pPr>
+        <w:pStyle w:val="ListParagraph"/>
+        <w:numPr>
+          <w:ilvl w:val="1"/>
+          <w:numId w:val="2"/>
+        </w:numPr>
+        <w:rPr/>
+      </w:pPr>
+      <w:r>
+        <w:rPr/>
+        <w:t>Secure AI hardware</w:t>
+      </w:r>
+    </w:p>
+    <w:p>
+      <w:pPr>
+        <w:pStyle w:val="ListParagraph"/>
+        <w:numPr>
+          <w:ilvl w:val="1"/>
+          <w:numId w:val="2"/>
+        </w:numPr>
+        <w:rPr/>
+      </w:pPr>
+      <w:r>
+        <w:rPr/>
+        <w:t>Hardware security implementation</w:t>
+      </w:r>
+    </w:p>
+    <w:p>
+      <w:pPr>
+        <w:pStyle w:val="ListParagraph"/>
+        <w:numPr>
+          <w:ilvl w:val="1"/>
+          <w:numId w:val="2"/>
+        </w:numPr>
+        <w:rPr/>
+      </w:pPr>
+      <w:r>
+        <w:rPr/>
+        <w:t>Trusted computing</w:t>
+      </w:r>
+    </w:p>
+    <w:p>
+      <w:pPr>
+        <w:pStyle w:val="ListParagraph"/>
+        <w:numPr>
+          <w:ilvl w:val="1"/>
+          <w:numId w:val="2"/>
+        </w:numPr>
+        <w:rPr/>
+      </w:pPr>
+      <w:r>
+        <w:rPr/>
+        <w:t>Side-channel analysis and countermeasures</w:t>
+      </w:r>
+    </w:p>
+    <w:p>
+      <w:pPr>
+        <w:pStyle w:val="ListParagraph"/>
+        <w:numPr>
+          <w:ilvl w:val="1"/>
+          <w:numId w:val="2"/>
+        </w:numPr>
+        <w:rPr/>
+      </w:pPr>
+      <w:r>
+        <w:rPr/>
+        <w:t>Operating systems security</w:t>
+      </w:r>
+    </w:p>
+    <w:p>
+      <w:pPr>
+        <w:pStyle w:val="ListParagraph"/>
+        <w:numPr>
+          <w:ilvl w:val="1"/>
+          <w:numId w:val="2"/>
+        </w:numPr>
+        <w:rPr/>
+      </w:pPr>
+      <w:r>
+        <w:rPr/>
+        <w:t>Virtualization and security</w:t>
+      </w:r>
+    </w:p>
+    <w:p>
+      <w:pPr>
+        <w:pStyle w:val="ListParagraph"/>
+        <w:numPr>
+          <w:ilvl w:val="1"/>
+          <w:numId w:val="2"/>
+        </w:numPr>
+        <w:rPr/>
+      </w:pPr>
+      <w:r>
+        <w:rPr/>
+        <w:t>Logic and verification</w:t>
+      </w:r>
+    </w:p>
+    <w:p>
+      <w:pPr>
+        <w:pStyle w:val="ListParagraph"/>
+        <w:numPr>
+          <w:ilvl w:val="1"/>
+          <w:numId w:val="2"/>
+        </w:numPr>
+        <w:rPr/>
+      </w:pPr>
+      <w:r>
+        <w:rPr/>
+        <w:t>Embedded systems security</w:t>
+      </w:r>
+    </w:p>
+    <w:p>
+      <w:pPr>
+        <w:pStyle w:val="ListParagraph"/>
+        <w:numPr>
+          <w:ilvl w:val="1"/>
+          <w:numId w:val="2"/>
+        </w:numPr>
+        <w:rPr/>
+      </w:pPr>
+      <w:r>
+        <w:rPr/>
+        <w:t>Hardware reverse engineering</w:t>
       </w:r>
     </w:p>
     <w:p>
@@ -1950,6 +2141,143 @@
   <w:abstractNum w:abstractNumId="2">
     <w:lvl w:ilvl="0">
       <w:start w:val="1"/>
+      <w:numFmt w:val="bullet"/>
+      <w:lvlText w:val=""/>
+      <w:lvlJc w:val="left"/>
+      <w:pPr>
+        <w:tabs>
+          <w:tab w:val="num" w:pos="720"/>
+        </w:tabs>
+        <w:ind w:left="720" w:hanging="360"/>
+      </w:pPr>
+      <w:rPr>
+        <w:rFonts w:ascii="Symbol" w:hAnsi="Symbol" w:cs="Symbol" w:hint="default"/>
+      </w:rPr>
+    </w:lvl>
+    <w:lvl w:ilvl="1">
+      <w:start w:val="1"/>
+      <w:numFmt w:val="bullet"/>
+      <w:lvlText w:val="◦"/>
+      <w:lvlJc w:val="left"/>
+      <w:pPr>
+        <w:tabs>
+          <w:tab w:val="num" w:pos="1080"/>
+        </w:tabs>
+        <w:ind w:left="1080" w:hanging="360"/>
+      </w:pPr>
+      <w:rPr>
+        <w:rFonts w:ascii="OpenSymbol" w:hAnsi="OpenSymbol" w:cs="OpenSymbol" w:hint="default"/>
+      </w:rPr>
+    </w:lvl>
+    <w:lvl w:ilvl="2">
+      <w:start w:val="1"/>
+      <w:numFmt w:val="bullet"/>
+      <w:lvlText w:val="▪"/>
+      <w:lvlJc w:val="left"/>
+      <w:pPr>
+        <w:tabs>
+          <w:tab w:val="num" w:pos="1440"/>
+        </w:tabs>
+        <w:ind w:left="1440" w:hanging="360"/>
+      </w:pPr>
+      <w:rPr>
+        <w:rFonts w:ascii="OpenSymbol" w:hAnsi="OpenSymbol" w:cs="OpenSymbol" w:hint="default"/>
+      </w:rPr>
+    </w:lvl>
+    <w:lvl w:ilvl="3">
+      <w:start w:val="1"/>
+      <w:numFmt w:val="bullet"/>
+      <w:lvlText w:val=""/>
+      <w:lvlJc w:val="left"/>
+      <w:pPr>
+        <w:tabs>
+          <w:tab w:val="num" w:pos="1800"/>
+        </w:tabs>
+        <w:ind w:left="1800" w:hanging="360"/>
+      </w:pPr>
+      <w:rPr>
+        <w:rFonts w:ascii="Symbol" w:hAnsi="Symbol" w:cs="Symbol" w:hint="default"/>
+      </w:rPr>
+    </w:lvl>
+    <w:lvl w:ilvl="4">
+      <w:start w:val="1"/>
+      <w:numFmt w:val="bullet"/>
+      <w:lvlText w:val="◦"/>
+      <w:lvlJc w:val="left"/>
+      <w:pPr>
+        <w:tabs>
+          <w:tab w:val="num" w:pos="2160"/>
+        </w:tabs>
+        <w:ind w:left="2160" w:hanging="360"/>
+      </w:pPr>
+      <w:rPr>
+        <w:rFonts w:ascii="OpenSymbol" w:hAnsi="OpenSymbol" w:cs="OpenSymbol" w:hint="default"/>
+      </w:rPr>
+    </w:lvl>
+    <w:lvl w:ilvl="5">
+      <w:start w:val="1"/>
+      <w:numFmt w:val="bullet"/>
+      <w:lvlText w:val="▪"/>
+      <w:lvlJc w:val="left"/>
+      <w:pPr>
+        <w:tabs>
+          <w:tab w:val="num" w:pos="2520"/>
+        </w:tabs>
+        <w:ind w:left="2520" w:hanging="360"/>
+      </w:pPr>
+      <w:rPr>
+        <w:rFonts w:ascii="OpenSymbol" w:hAnsi="OpenSymbol" w:cs="OpenSymbol" w:hint="default"/>
+      </w:rPr>
+    </w:lvl>
+    <w:lvl w:ilvl="6">
+      <w:start w:val="1"/>
+      <w:numFmt w:val="bullet"/>
+      <w:lvlText w:val=""/>
+      <w:lvlJc w:val="left"/>
+      <w:pPr>
+        <w:tabs>
+          <w:tab w:val="num" w:pos="2880"/>
+        </w:tabs>
+        <w:ind w:left="2880" w:hanging="360"/>
+      </w:pPr>
+      <w:rPr>
+        <w:rFonts w:ascii="Symbol" w:hAnsi="Symbol" w:cs="Symbol" w:hint="default"/>
+      </w:rPr>
+    </w:lvl>
+    <w:lvl w:ilvl="7">
+      <w:start w:val="1"/>
+      <w:numFmt w:val="bullet"/>
+      <w:lvlText w:val="◦"/>
+      <w:lvlJc w:val="left"/>
+      <w:pPr>
+        <w:tabs>
+          <w:tab w:val="num" w:pos="3240"/>
+        </w:tabs>
+        <w:ind w:left="3240" w:hanging="360"/>
+      </w:pPr>
+      <w:rPr>
+        <w:rFonts w:ascii="OpenSymbol" w:hAnsi="OpenSymbol" w:cs="OpenSymbol" w:hint="default"/>
+      </w:rPr>
+    </w:lvl>
+    <w:lvl w:ilvl="8">
+      <w:start w:val="1"/>
+      <w:numFmt w:val="bullet"/>
+      <w:lvlText w:val="▪"/>
+      <w:lvlJc w:val="left"/>
+      <w:pPr>
+        <w:tabs>
+          <w:tab w:val="num" w:pos="3600"/>
+        </w:tabs>
+        <w:ind w:left="3600" w:hanging="360"/>
+      </w:pPr>
+      <w:rPr>
+        <w:rFonts w:ascii="OpenSymbol" w:hAnsi="OpenSymbol" w:cs="OpenSymbol" w:hint="default"/>
+      </w:rPr>
+    </w:lvl>
+  </w:abstractNum>
+  <w:abstractNum w:abstractNumId="3">
+    <w:lvl w:ilvl="0">
+      <w:start w:val="1"/>
       <w:numFmt w:val="none"/>
       <w:suff w:val="nothing"/>
       <w:lvlText w:val=""/>
@@ -2071,6 +2399,9 @@
   </w:num>
   <w:num w:numId="2">
     <w:abstractNumId w:val="2"/>
+  </w:num>
+  <w:num w:numId="3">
+    <w:abstractNumId w:val="3"/>
   </w:num>
 </w:numbering>
 </file>
@@ -2080,7 +2411,7 @@
   <w:docDefaults>
     <w:rPrDefault>
       <w:rPr>
-        <w:rFonts w:ascii="Calibri" w:hAnsi="Calibri" w:eastAsia="宋体" w:cs="" w:asciiTheme="minorHAnsi" w:cstheme="minorBidi" w:eastAsiaTheme="minorEastAsia" w:hAnsiTheme="minorHAnsi"/>
+        <w:rFonts w:ascii="Calibri" w:hAnsi="Calibri" w:eastAsia="" w:cs="" w:asciiTheme="minorHAnsi" w:cstheme="minorBidi" w:eastAsiaTheme="minorEastAsia" w:hAnsiTheme="minorHAnsi"/>
         <w:sz w:val="22"/>
         <w:szCs w:val="22"/>
         <w:lang w:val="de-DE" w:eastAsia="de-DE" w:bidi="ar-SA"/>
@@ -2481,7 +2812,7 @@
       <w:jc w:val="left"/>
     </w:pPr>
     <w:rPr>
-      <w:rFonts w:ascii="Calibri" w:hAnsi="Calibri" w:eastAsia="宋体" w:cs="" w:asciiTheme="minorHAnsi" w:cstheme="minorBidi" w:eastAsiaTheme="minorEastAsia" w:hAnsiTheme="minorHAnsi"/>
+      <w:rFonts w:ascii="Calibri" w:hAnsi="Calibri" w:eastAsia="" w:cs="" w:asciiTheme="minorHAnsi" w:cstheme="minorBidi" w:eastAsiaTheme="minorEastAsia" w:hAnsiTheme="minorHAnsi"/>
       <w:color w:val="auto"/>
       <w:kern w:val="0"/>
       <w:sz w:val="22"/>
@@ -2577,6 +2908,13 @@
     <w:rPr>
       <w:color w:val="605E5C"/>
       <w:shd w:fill="E1DFDD" w:val="clear"/>
+    </w:rPr>
+  </w:style>
+  <w:style w:type="character" w:styleId="Bullets">
+    <w:name w:val="Bullets"/>
+    <w:qFormat/>
+    <w:rPr>
+      <w:rFonts w:ascii="OpenSymbol" w:hAnsi="OpenSymbol" w:eastAsia="OpenSymbol" w:cs="OpenSymbol"/>
     </w:rPr>
   </w:style>
   <w:style w:type="paragraph" w:styleId="Heading">
